--- a/livrables/lecons/2026-06-24_lecon-enneagramme_04_type-1-perfectionniste.docx
+++ b/livrables/lecons/2026-06-24_lecon-enneagramme_04_type-1-perfectionniste.docx
@@ -272,7 +272,7 @@
           <w:sz w:val="22"/>
           <w:szCs w:val="22"/>
         </w:rPr>
-        <w:t xml:space="preserve">« Conscientious and ethical, with a strong sense of right and wrong. Teachers, crusaders, and advocates for change: always striving to improve things, but afraid of making a mistake. — Riso &amp; Hudson, The Wisdom of the Enneagram »</w:t>
+        <w:t xml:space="preserve">« Ones are conscientious and ethical, with a strong sense of right and wrong. They are teachers, crusaders, and advocates for change: always striving to improve things, but afraid of making a mistake. » — Enneagram Institute, page « Type 1 : The Reformer », citée en ressources. ⚠️ Corrigé le 11/09/2026 : les mots exacts de la page sont rétablis — la leçon avait coupé « Ones are » et « They are » à l'intérieur de guillemets qui promettent le mot à mot — et l'attribution est rendue à la page réellement consultée, au lieu de l'ouvrage The Wisdom of the Enneagram, que cette leçon n'a pas ouvert.</w:t>
       </w:r>
     </w:p>
     <w:p>
@@ -867,7 +867,7 @@
           <w:sz w:val="22"/>
           <w:szCs w:val="22"/>
         </w:rPr>
-        <w:t xml:space="preserve">« The One's anger is almost always repressed, turned inward, and expressed as irritation and resentment. Even Ones themselves are often unaware of how much anger they carry. — Enneagram Institute »</w:t>
+        <w:t xml:space="preserve">La colère du type 1 est le plus souvent refoulée, retournée contre soi, et s'exprime en irritation et en ressentiment — au point que beaucoup de Un ignorent la quantité de colère qu'ils portent. ⚠️ Corrigé le 11/09/2026 : ces deux phrases étaient données entre guillemets et attribuées à l'Enneagram Institute. Recherchées le 11/09/2026 sur les huit sources de la leçon, y compris la page Type 1 de l'Institute : aucune n'en porte la moindre trace, pas même un fragment. Les guillemets et l'attribution sont retirés ; l'idée, cohérente avec la description de la colère par les sources, est présentée comme une synthèse de la leçon.</w:t>
       </w:r>
     </w:p>
     <w:p>
@@ -2555,6 +2555,105 @@
           <w:szCs w:val="22"/>
         </w:rPr>
         <w:t xml:space="preserve"/>
+      </w:r>
+    </w:p>
+    <w:p>
+      <w:pPr>
+        <w:pStyle w:val="ListParagraph"/>
+        <w:numPr>
+          <w:ilvl w:val="0"/>
+          <w:numId w:val="1"/>
+        </w:numPr>
+        <w:spacing w:after="60" w:before="60"/>
+      </w:pPr>
+      <w:r>
+        <w:rPr>
+          <w:rFonts w:ascii="Times New Roman" w:cs="Times New Roman" w:eastAsia="Times New Roman" w:hAnsi="Times New Roman"/>
+          <w:b/>
+          <w:bCs/>
+          <w:color w:val="1F2937"/>
+          <w:sz w:val="22"/>
+          <w:szCs w:val="22"/>
+        </w:rPr>
+        <w:t xml:space="preserve">📝 Journal des corrections — 11 septembre 2026</w:t>
+      </w:r>
+    </w:p>
+    <w:p>
+      <w:pPr>
+        <w:pStyle w:val="ListParagraph"/>
+        <w:numPr>
+          <w:ilvl w:val="0"/>
+          <w:numId w:val="1"/>
+        </w:numPr>
+        <w:spacing w:after="60" w:before="60"/>
+      </w:pPr>
+      <w:r>
+        <w:rPr>
+          <w:rFonts w:ascii="Times New Roman" w:cs="Times New Roman" w:eastAsia="Times New Roman" w:hAnsi="Times New Roman"/>
+          <w:b/>
+          <w:bCs/>
+          <w:color w:val="1F2937"/>
+          <w:sz w:val="22"/>
+          <w:szCs w:val="22"/>
+        </w:rPr>
+        <w:t xml:space="preserve">Relue le 11/09/2026 par le test d'attribution des pages. DEUX corrections sur trois citations — la troisième était exacte.</w:t>
+      </w:r>
+    </w:p>
+    <w:p>
+      <w:pPr>
+        <w:pStyle w:val="ListParagraph"/>
+        <w:numPr>
+          <w:ilvl w:val="0"/>
+          <w:numId w:val="1"/>
+        </w:numPr>
+        <w:spacing w:after="60" w:before="60"/>
+      </w:pPr>
+      <w:r>
+        <w:rPr>
+          <w:rFonts w:ascii="Times New Roman" w:cs="Times New Roman" w:eastAsia="Times New Roman" w:hAnsi="Times New Roman"/>
+          <w:color w:val="1F2937"/>
+          <w:sz w:val="22"/>
+          <w:szCs w:val="22"/>
+        </w:rPr>
+        <w:t xml:space="preserve">① Une citation exacte à 95 %, ce qui ne suffit pas. La description du type 1 était donnée entre guillemets en ayant retiré « Ones are » et « They are » du texte de l'Enneagram Institute, et attribuée à l'ouvrage The Wisdom of the Enneagram — que cette leçon n'a pas ouvert — alors que les mots viennent de la page web citée en ressources. Les mots exacts sont rétablis et l'attribution rendue à la page.</w:t>
+      </w:r>
+    </w:p>
+    <w:p>
+      <w:pPr>
+        <w:pStyle w:val="ListParagraph"/>
+        <w:numPr>
+          <w:ilvl w:val="0"/>
+          <w:numId w:val="1"/>
+        </w:numPr>
+        <w:spacing w:after="60" w:before="60"/>
+      </w:pPr>
+      <w:r>
+        <w:rPr>
+          <w:rFonts w:ascii="Times New Roman" w:cs="Times New Roman" w:eastAsia="Times New Roman" w:hAnsi="Times New Roman"/>
+          <w:color w:val="1F2937"/>
+          <w:sz w:val="22"/>
+          <w:szCs w:val="22"/>
+        </w:rPr>
+        <w:t xml:space="preserve">② Une citation introuvable. « The One's anger is almost always repressed… », attribuée à l'Enneagram Institute, ne figure sur AUCUNE des huit sources de la leçon — recherche faite fragment par fragment le 11/09/2026, y compris « anger is almost always repressed », « turned inward » et « often unaware of how much anger » : rien. Guillemets et attribution retirés.</w:t>
+      </w:r>
+    </w:p>
+    <w:p>
+      <w:pPr>
+        <w:pStyle w:val="ListParagraph"/>
+        <w:numPr>
+          <w:ilvl w:val="0"/>
+          <w:numId w:val="1"/>
+        </w:numPr>
+        <w:spacing w:after="60" w:before="60"/>
+      </w:pPr>
+      <w:r>
+        <w:rPr>
+          <w:rFonts w:ascii="Times New Roman" w:cs="Times New Roman" w:eastAsia="Times New Roman" w:hAnsi="Times New Roman"/>
+          <w:color w:val="1F2937"/>
+          <w:sz w:val="22"/>
+          <w:szCs w:val="22"/>
+        </w:rPr>
+        <w:t xml:space="preserve">③ La troisième était juste, et il faut le dire. « Give your inner critic a name — externalizing it helps create separation… », attribuée à Enneagram Certified, se trouve bien sur la page citée. Le test l'avait d'abord déclarée absente parce qu'il cherchait aussi le « — Enneagram Certified » placé À L'INTÉRIEUR des guillemets ; il a été corrigé le même jour. Un contrôle qui signale une citation exacte est aussi dangereux qu'un contrôle muet : il fait retirer du vrai.</w:t>
       </w:r>
     </w:p>
     <w:p>
